--- a/Unit 6 - VFX/1-PlayAroundWithAParticleSystem.docx
+++ b/Unit 6 - VFX/1-PlayAroundWithAParticleSystem.docx
@@ -1,6 +1,6 @@
 
 <file path=word/document.xml><?xml version="1.0" encoding="utf-8"?>
-<w:document xmlns:wpc="http://schemas.microsoft.com/office/word/2010/wordprocessingCanvas" xmlns:cx="http://schemas.microsoft.com/office/drawing/2014/chartex" xmlns:cx1="http://schemas.microsoft.com/office/drawing/2015/9/8/chartex" xmlns:cx2="http://schemas.microsoft.com/office/drawing/2015/10/21/chartex" xmlns:cx3="http://schemas.microsoft.com/office/drawing/2016/5/9/chartex" xmlns:cx4="http://schemas.microsoft.com/office/drawing/2016/5/10/chartex" xmlns:cx5="http://schemas.microsoft.com/office/drawing/2016/5/11/chartex" xmlns:cx6="http://schemas.microsoft.com/office/drawing/2016/5/12/chartex" xmlns:cx7="http://schemas.microsoft.com/office/drawing/2016/5/13/chartex" xmlns:cx8="http://schemas.microsoft.com/office/drawing/2016/5/14/chartex" xmlns:mc="http://schemas.openxmlformats.org/markup-compatibility/2006" xmlns:aink="http://schemas.microsoft.com/office/drawing/2016/ink" xmlns:am3d="http://schemas.microsoft.com/office/drawing/2017/model3d" xmlns:o="urn:schemas-microsoft-com:office:office" xmlns:oel="http://schemas.microsoft.com/office/2019/extlst" xmlns:r="http://schemas.openxmlformats.org/officeDocument/2006/relationships" xmlns:m="http://schemas.openxmlformats.org/officeDocument/2006/math" xmlns:v="urn:schemas-microsoft-com:vml" xmlns:wp14="http://schemas.microsoft.com/office/word/2010/wordprocessingDrawing" xmlns:wp="http://schemas.openxmlformats.org/drawingml/2006/wordprocessingDrawing" xmlns:w10="urn:schemas-microsoft-com:office:word" xmlns:w="http://schemas.openxmlformats.org/wordprocessingml/2006/main" xmlns:w14="http://schemas.microsoft.com/office/word/2010/wordml" xmlns:w15="http://schemas.microsoft.com/office/word/2012/wordml" xmlns:w16cei="http://schemas.microsoft.com/office/word/2026/wordml/cei" xmlns:w16cex="http://schemas.microsoft.com/office/word/2018/wordml/cex" xmlns:w16cid="http://schemas.microsoft.com/office/word/2016/wordml/cid" xmlns:w16="http://schemas.microsoft.com/office/word/2018/wordml" xmlns:w16du="http://schemas.microsoft.com/office/word/2023/wordml/word16du" xmlns:w16sdtdh="http://schemas.microsoft.com/office/word/2020/wordml/sdtdatahash" xmlns:w16sdtfl="http://schemas.microsoft.com/office/word/2024/wordml/sdtformatlock" xmlns:w16se="http://schemas.microsoft.com/office/word/2015/wordml/symex" xmlns:wpg="http://schemas.microsoft.com/office/word/2010/wordprocessingGroup" xmlns:wpi="http://schemas.microsoft.com/office/word/2010/wordprocessingInk" xmlns:wne="http://schemas.microsoft.com/office/word/2006/wordml" xmlns:wps="http://schemas.microsoft.com/office/word/2010/wordprocessingShape" mc:Ignorable="w14 w15 w16se w16cid w16 w16cex w16sdtdh w16sdtfl w16du wp14">
+<w:document xmlns:wpc="http://schemas.microsoft.com/office/word/2010/wordprocessingCanvas" xmlns:cx="http://schemas.microsoft.com/office/drawing/2014/chartex" xmlns:cx1="http://schemas.microsoft.com/office/drawing/2015/9/8/chartex" xmlns:cx2="http://schemas.microsoft.com/office/drawing/2015/10/21/chartex" xmlns:cx3="http://schemas.microsoft.com/office/drawing/2016/5/9/chartex" xmlns:cx4="http://schemas.microsoft.com/office/drawing/2016/5/10/chartex" xmlns:cx5="http://schemas.microsoft.com/office/drawing/2016/5/11/chartex" xmlns:cx6="http://schemas.microsoft.com/office/drawing/2016/5/12/chartex" xmlns:cx7="http://schemas.microsoft.com/office/drawing/2016/5/13/chartex" xmlns:cx8="http://schemas.microsoft.com/office/drawing/2016/5/14/chartex" xmlns:mc="http://schemas.openxmlformats.org/markup-compatibility/2006" xmlns:aink="http://schemas.microsoft.com/office/drawing/2016/ink" xmlns:am3d="http://schemas.microsoft.com/office/drawing/2017/model3d" xmlns:o="urn:schemas-microsoft-com:office:office" xmlns:oel="http://schemas.microsoft.com/office/2019/extlst" xmlns:r="http://schemas.openxmlformats.org/officeDocument/2006/relationships" xmlns:m="http://schemas.openxmlformats.org/officeDocument/2006/math" xmlns:v="urn:schemas-microsoft-com:vml" xmlns:wp14="http://schemas.microsoft.com/office/word/2010/wordprocessingDrawing" xmlns:wp="http://schemas.openxmlformats.org/drawingml/2006/wordprocessingDrawing" xmlns:w10="urn:schemas-microsoft-com:office:word" xmlns:w="http://schemas.openxmlformats.org/wordprocessingml/2006/main" xmlns:w14="http://schemas.microsoft.com/office/word/2010/wordml" xmlns:w15="http://schemas.microsoft.com/office/word/2012/wordml" xmlns:w16cex="http://schemas.microsoft.com/office/word/2018/wordml/cex" xmlns:w16cid="http://schemas.microsoft.com/office/word/2016/wordml/cid" xmlns:w16="http://schemas.microsoft.com/office/word/2018/wordml" xmlns:w16du="http://schemas.microsoft.com/office/word/2023/wordml/word16du" xmlns:w16sdtdh="http://schemas.microsoft.com/office/word/2020/wordml/sdtdatahash" xmlns:w16sdtfl="http://schemas.microsoft.com/office/word/2024/wordml/sdtformatlock" xmlns:w16se="http://schemas.microsoft.com/office/word/2015/wordml/symex" xmlns:wpg="http://schemas.microsoft.com/office/word/2010/wordprocessingGroup" xmlns:wpi="http://schemas.microsoft.com/office/word/2010/wordprocessingInk" xmlns:wne="http://schemas.microsoft.com/office/word/2006/wordml" xmlns:wps="http://schemas.microsoft.com/office/word/2010/wordprocessingShape" mc:Ignorable="w14 w15 w16se w16cid w16 w16cex w16sdtdh w16sdtfl w16du wp14">
   <w:body>
     <w:p>
       <w:pPr>
@@ -19,21 +19,13 @@
     </w:p>
     <w:p>
       <w:r>
-        <w:rPr>
-          <w:b/>
-          <w:bCs/>
-        </w:rPr>
-        <w:t>Q&amp;A (0)</w:t>
-      </w:r>
-    </w:p>
-    <w:p>
-      <w:r>
-        <w:t>You’re now familiar with what VFX are at a high level. In this tutorial, you’ll explore the components of the fire particle system to see how it really works. Then, you’ll configure the fire’s modules and properties to make it look even better.</w:t>
-      </w:r>
-    </w:p>
-    <w:p>
-      <w:r>
-        <w:t>Mark step complete</w:t>
+        <w:t xml:space="preserve">You’re now familiar with what VFX are at a high level. In this </w:t>
+      </w:r>
+      <w:r>
+        <w:t>lab</w:t>
+      </w:r>
+      <w:r>
+        <w:t>, you’ll explore the components of the fire particle system to see how it really works. Then, you’ll configure the fire’s modules and properties to make it look even better.</w:t>
       </w:r>
     </w:p>
     <w:p>
@@ -53,15 +45,6 @@
     </w:p>
     <w:p>
       <w:r>
-        <w:rPr>
-          <w:b/>
-          <w:bCs/>
-        </w:rPr>
-        <w:t>Q&amp;A (0)</w:t>
-      </w:r>
-    </w:p>
-    <w:p>
-      <w:r>
         <w:t>More complex VFX are often made of multiple individual Particle Systems. When combined, these individual systems can produce a more interesting result. Let’s add an additional element to this fire: some sparks.</w:t>
       </w:r>
     </w:p>
@@ -86,7 +69,6 @@
       <w:r>
         <w:t>, expand the </w:t>
       </w:r>
-      <w:proofErr w:type="spellStart"/>
       <w:r>
         <w:rPr>
           <w:b/>
@@ -94,48 +76,25 @@
         </w:rPr>
         <w:t>Fire_ParticleSystem_Prefab</w:t>
       </w:r>
-      <w:proofErr w:type="spellEnd"/>
-      <w:r>
-        <w:t> </w:t>
-      </w:r>
-      <w:proofErr w:type="spellStart"/>
-      <w:r>
-        <w:t>GameObject</w:t>
-      </w:r>
-      <w:proofErr w:type="spellEnd"/>
-      <w:r>
-        <w:t xml:space="preserve"> and select its inactive </w:t>
-      </w:r>
-      <w:proofErr w:type="spellStart"/>
-      <w:r>
-        <w:rPr>
-          <w:b/>
-          <w:bCs/>
-        </w:rPr>
-        <w:t>VFX_Sparks</w:t>
-      </w:r>
-      <w:proofErr w:type="spellEnd"/>
-      <w:r>
-        <w:rPr>
-          <w:b/>
-          <w:bCs/>
-        </w:rPr>
-        <w:t> </w:t>
-      </w:r>
-      <w:r>
-        <w:t xml:space="preserve">child </w:t>
-      </w:r>
-      <w:proofErr w:type="spellStart"/>
-      <w:r>
-        <w:t>GameObject</w:t>
-      </w:r>
-      <w:proofErr w:type="spellEnd"/>
-      <w:r>
-        <w:t>.</w:t>
-      </w:r>
-    </w:p>
-    <w:p>
-      <w:r>
+      <w:r>
+        <w:t> GameObject and select its inactive </w:t>
+      </w:r>
+      <w:r>
+        <w:rPr>
+          <w:b/>
+          <w:bCs/>
+        </w:rPr>
+        <w:t>VFX_Sparks </w:t>
+      </w:r>
+      <w:r>
+        <w:t>child GameObject.</w:t>
+      </w:r>
+    </w:p>
+    <w:p>
+      <w:r>
+        <w:rPr>
+          <w:noProof/>
+        </w:rPr>
         <w:drawing>
           <wp:inline distT="0" distB="0" distL="0" distR="0" wp14:anchorId="7E2E92CC" wp14:editId="3E0DB74A">
             <wp:extent cx="3362325" cy="1143000"/>
@@ -197,7 +156,6 @@
       <w:r>
         <w:t>Activate the </w:t>
       </w:r>
-      <w:proofErr w:type="spellStart"/>
       <w:r>
         <w:rPr>
           <w:b/>
@@ -205,17 +163,8 @@
         </w:rPr>
         <w:t>VFX_Sparks</w:t>
       </w:r>
-      <w:proofErr w:type="spellEnd"/>
-      <w:r>
-        <w:t> </w:t>
-      </w:r>
-      <w:proofErr w:type="spellStart"/>
-      <w:r>
-        <w:t>GameObject</w:t>
-      </w:r>
-      <w:proofErr w:type="spellEnd"/>
-      <w:r>
-        <w:t xml:space="preserve"> using the checkbox next to its name in the </w:t>
+      <w:r>
+        <w:t> GameObject using the checkbox next to its name in the </w:t>
       </w:r>
       <w:r>
         <w:rPr>
@@ -255,7 +204,9 @@
     </w:p>
     <w:p>
       <w:r>
-        <w:lastRenderedPageBreak/>
+        <w:rPr>
+          <w:noProof/>
+        </w:rPr>
         <w:drawing>
           <wp:inline distT="0" distB="0" distL="0" distR="0" wp14:anchorId="5BC2AA06" wp14:editId="121B49D2">
             <wp:extent cx="5943600" cy="3472815"/>
@@ -308,15 +259,11 @@
     </w:p>
     <w:p>
       <w:r>
+        <w:lastRenderedPageBreak/>
         <w:t>The sparks from the fire add a lot, but they’re currently very simplistic. They’re just little white dots floating straight upward. Let’s make them look more like real sparks.</w:t>
       </w:r>
     </w:p>
     <w:p>
-      <w:r>
-        <w:t>Mark step complete</w:t>
-      </w:r>
-    </w:p>
-    <w:p>
       <w:pPr>
         <w:rPr>
           <w:b/>
@@ -333,15 +280,6 @@
     </w:p>
     <w:p>
       <w:r>
-        <w:rPr>
-          <w:b/>
-          <w:bCs/>
-        </w:rPr>
-        <w:t>Q&amp;A (0)</w:t>
-      </w:r>
-    </w:p>
-    <w:p>
-      <w:r>
         <w:t>To change the way a particle system looks or behaves, you need to enable and edit its </w:t>
       </w:r>
       <w:r>
@@ -362,15 +300,7 @@
         <w:t>, </w:t>
       </w:r>
       <w:r>
-        <w:t xml:space="preserve">each controlling a different aspect of the particle (for example, its color, size, velocity, </w:t>
-      </w:r>
-      <w:proofErr w:type="spellStart"/>
-      <w:r>
-        <w:t>etc</w:t>
-      </w:r>
-      <w:proofErr w:type="spellEnd"/>
-      <w:r>
-        <w:t>). </w:t>
+        <w:t>each controlling a different aspect of the particle (for example, its color, size, velocity, etc). </w:t>
       </w:r>
     </w:p>
     <w:p>
@@ -394,89 +324,74 @@
       <w:r>
         <w:t>window, select </w:t>
       </w:r>
-      <w:proofErr w:type="spellStart"/>
-      <w:r>
-        <w:rPr>
-          <w:b/>
-          <w:bCs/>
-        </w:rPr>
-        <w:t>Fire_ParticleSystem_Prefab</w:t>
-      </w:r>
-      <w:proofErr w:type="spellEnd"/>
-      <w:r>
-        <w:rPr>
-          <w:b/>
-          <w:bCs/>
-        </w:rPr>
-        <w:t xml:space="preserve"> &gt;</w:t>
+      <w:r>
+        <w:rPr>
+          <w:b/>
+          <w:bCs/>
+        </w:rPr>
+        <w:t>Fire_ParticleSystem_Prefab &gt;</w:t>
       </w:r>
       <w:r>
         <w:t> </w:t>
       </w:r>
-      <w:proofErr w:type="spellStart"/>
-      <w:r>
-        <w:rPr>
-          <w:b/>
-          <w:bCs/>
-        </w:rPr>
-        <w:t>VFX_Sparks</w:t>
-      </w:r>
-      <w:proofErr w:type="spellEnd"/>
-      <w:r>
-        <w:rPr>
-          <w:b/>
-          <w:bCs/>
-        </w:rPr>
+      <w:r>
+        <w:rPr>
+          <w:b/>
+          <w:bCs/>
+        </w:rPr>
+        <w:t>VFX_Sparks.</w:t>
+      </w:r>
+    </w:p>
+    <w:p>
+      <w:r>
+        <w:t>Notice that the only modules currently enabled in the </w:t>
+      </w:r>
+      <w:r>
+        <w:rPr>
+          <w:b/>
+          <w:bCs/>
+        </w:rPr>
+        <w:t>Inspector window</w:t>
+      </w:r>
+      <w:r>
+        <w:t> are </w:t>
+      </w:r>
+      <w:r>
+        <w:rPr>
+          <w:b/>
+          <w:bCs/>
+        </w:rPr>
+        <w:t>Emission</w:t>
+      </w:r>
+      <w:r>
+        <w:t>, </w:t>
+      </w:r>
+      <w:r>
+        <w:rPr>
+          <w:b/>
+          <w:bCs/>
+        </w:rPr>
+        <w:t>Shape</w:t>
+      </w:r>
+      <w:r>
+        <w:t>, and </w:t>
+      </w:r>
+      <w:r>
+        <w:rPr>
+          <w:b/>
+          <w:bCs/>
+        </w:rPr>
+        <w:t>Renderer</w:t>
+      </w:r>
+      <w:r>
         <w:t>.</w:t>
       </w:r>
     </w:p>
     <w:p>
       <w:r>
-        <w:t>Notice that the only modules currently enabled in the </w:t>
-      </w:r>
-      <w:r>
-        <w:rPr>
-          <w:b/>
-          <w:bCs/>
-        </w:rPr>
-        <w:t>Inspector window</w:t>
-      </w:r>
-      <w:r>
-        <w:t> are </w:t>
-      </w:r>
-      <w:r>
-        <w:rPr>
-          <w:b/>
-          <w:bCs/>
-        </w:rPr>
-        <w:t>Emission</w:t>
-      </w:r>
-      <w:r>
-        <w:t>, </w:t>
-      </w:r>
-      <w:r>
-        <w:rPr>
-          <w:b/>
-          <w:bCs/>
-        </w:rPr>
-        <w:t>Shape</w:t>
-      </w:r>
-      <w:r>
-        <w:t>, and </w:t>
-      </w:r>
-      <w:r>
-        <w:rPr>
-          <w:b/>
-          <w:bCs/>
-        </w:rPr>
-        <w:t>Renderer</w:t>
-      </w:r>
-      <w:r>
-        <w:t>.</w:t>
-      </w:r>
-    </w:p>
-    <w:p>
-      <w:r>
+        <w:rPr>
+          <w:noProof/>
+        </w:rPr>
         <w:lastRenderedPageBreak/>
         <w:drawing>
           <wp:inline distT="0" distB="0" distL="0" distR="0" wp14:anchorId="56018337" wp14:editId="61AB52BA">
@@ -627,6 +542,9 @@
     </w:p>
     <w:p>
       <w:r>
+        <w:rPr>
+          <w:noProof/>
+        </w:rPr>
         <w:drawing>
           <wp:inline distT="0" distB="0" distL="0" distR="0" wp14:anchorId="1313C96C" wp14:editId="180992BE">
             <wp:extent cx="5943600" cy="3999230"/>
@@ -684,12 +602,13 @@
     </w:p>
     <w:p>
       <w:r>
-        <w:t>Note that these modules were already preconfigured with settings that would make sense for these sparks. You’ll learn how to work with these modules in a later tutorial.</w:t>
-      </w:r>
-    </w:p>
-    <w:p>
-      <w:r>
-        <w:t>Mark step complete</w:t>
+        <w:t xml:space="preserve">Note that these modules were already preconfigured with settings that would make sense for these sparks. You’ll learn how to work with these modules in a later </w:t>
+      </w:r>
+      <w:r>
+        <w:t>lab</w:t>
+      </w:r>
+      <w:r>
+        <w:t>.</w:t>
       </w:r>
     </w:p>
     <w:p>
@@ -709,25 +628,16 @@
     </w:p>
     <w:p>
       <w:r>
-        <w:rPr>
-          <w:b/>
-          <w:bCs/>
-        </w:rPr>
-        <w:t>Q&amp;A (0)</w:t>
-      </w:r>
-    </w:p>
-    <w:p>
-      <w:r>
+        <w:t>You were probably told from a young age not to play with fire. Well forget all that. This fire can’t hurt you!</w:t>
+      </w:r>
+    </w:p>
+    <w:p>
+      <w:r>
+        <w:rPr>
+          <w:b/>
+          <w:bCs/>
+        </w:rPr>
         <w:lastRenderedPageBreak/>
-        <w:t>You were probably told from a young age not to play with fire. Well forget all that. This fire can’t hurt you!</w:t>
-      </w:r>
-    </w:p>
-    <w:p>
-      <w:r>
-        <w:rPr>
-          <w:b/>
-          <w:bCs/>
-        </w:rPr>
         <w:t>1.</w:t>
       </w:r>
       <w:r>
@@ -741,15 +651,7 @@
         <w:t>Firepit</w:t>
       </w:r>
       <w:r>
-        <w:t> </w:t>
-      </w:r>
-      <w:proofErr w:type="spellStart"/>
-      <w:r>
-        <w:t>GameObject</w:t>
-      </w:r>
-      <w:proofErr w:type="spellEnd"/>
-      <w:r>
-        <w:t xml:space="preserve"> in the </w:t>
+        <w:t> GameObject in the </w:t>
       </w:r>
       <w:r>
         <w:rPr>
@@ -771,7 +673,6 @@
       <w:r>
         <w:t> it with </w:t>
       </w:r>
-      <w:proofErr w:type="spellStart"/>
       <w:r>
         <w:rPr>
           <w:b/>
@@ -789,11 +690,9 @@
         </w:rPr>
         <w:t>D</w:t>
       </w:r>
-      <w:proofErr w:type="spellEnd"/>
       <w:r>
         <w:t> (macOS: </w:t>
       </w:r>
-      <w:proofErr w:type="spellStart"/>
       <w:r>
         <w:rPr>
           <w:b/>
@@ -811,42 +710,20 @@
         </w:rPr>
         <w:t>D</w:t>
       </w:r>
-      <w:proofErr w:type="spellEnd"/>
       <w:r>
         <w:t>).</w:t>
       </w:r>
     </w:p>
     <w:p>
       <w:r>
-        <w:t xml:space="preserve">This will allow you to experiment without any fear of losing changes to the original firepit. Only have one firepit active at a time, and rename your duplicate </w:t>
-      </w:r>
-      <w:proofErr w:type="spellStart"/>
-      <w:r>
-        <w:t>GameObjects</w:t>
-      </w:r>
-      <w:proofErr w:type="spellEnd"/>
-      <w:r>
-        <w:t xml:space="preserve"> with different colors, like “</w:t>
-      </w:r>
-      <w:proofErr w:type="spellStart"/>
-      <w:r>
-        <w:t>Firepit_Blue</w:t>
-      </w:r>
-      <w:proofErr w:type="spellEnd"/>
-      <w:r>
-        <w:t>” or “</w:t>
-      </w:r>
-      <w:proofErr w:type="spellStart"/>
-      <w:r>
-        <w:t>Firepit_Green</w:t>
-      </w:r>
-      <w:proofErr w:type="spellEnd"/>
-      <w:r>
-        <w:t>”.</w:t>
-      </w:r>
-    </w:p>
-    <w:p>
-      <w:r>
+        <w:t>This will allow you to experiment without any fear of losing changes to the original firepit. Only have one firepit active at a time, and rename your duplicate GameObjects with different colors, like “Firepit_Blue” or “Firepit_Green”.</w:t>
+      </w:r>
+    </w:p>
+    <w:p>
+      <w:r>
+        <w:rPr>
+          <w:noProof/>
+        </w:rPr>
         <w:drawing>
           <wp:inline distT="0" distB="0" distL="0" distR="0" wp14:anchorId="7922F20C" wp14:editId="772E0929">
             <wp:extent cx="3019425" cy="1190625"/>
@@ -911,7 +788,13 @@
     </w:p>
     <w:p>
       <w:r>
-        <w:t>Don’t worry if you don’t understand exactly what each one is doing yet - we’ll cover that in the next tutorials.</w:t>
+        <w:t xml:space="preserve">Don’t worry if you don’t understand exactly what each one is doing yet - we’ll cover that in the next </w:t>
+      </w:r>
+      <w:r>
+        <w:t>lab</w:t>
+      </w:r>
+      <w:r>
+        <w:t>s.</w:t>
       </w:r>
     </w:p>
     <w:p>
@@ -1014,6 +897,9 @@
     </w:p>
     <w:p>
       <w:r>
+        <w:rPr>
+          <w:noProof/>
+        </w:rPr>
         <w:drawing>
           <wp:inline distT="0" distB="0" distL="0" distR="0" wp14:anchorId="4CACB0F1" wp14:editId="2F6D55BC">
             <wp:extent cx="5943600" cy="1275715"/>
@@ -1111,15 +997,7 @@
         <w:t>Light</w:t>
       </w:r>
       <w:r>
-        <w:t> </w:t>
-      </w:r>
-      <w:proofErr w:type="spellStart"/>
-      <w:r>
-        <w:t>GameObject</w:t>
-      </w:r>
-      <w:proofErr w:type="spellEnd"/>
-      <w:r>
-        <w:t xml:space="preserve"> attached to your fire.</w:t>
+        <w:t> GameObject attached to your fire.</w:t>
       </w:r>
     </w:p>
     <w:p>
@@ -1138,11 +1016,6 @@
       </w:r>
     </w:p>
     <w:p>
-      <w:r>
-        <w:t>Mark step complete</w:t>
-      </w:r>
-    </w:p>
-    <w:p>
       <w:pPr>
         <w:rPr>
           <w:b/>
@@ -1159,17 +1032,13 @@
     </w:p>
     <w:p>
       <w:r>
-        <w:rPr>
-          <w:b/>
-          <w:bCs/>
-        </w:rPr>
-        <w:t>Q&amp;A (0)</w:t>
-      </w:r>
-    </w:p>
-    <w:p>
-      <w:r>
-        <w:lastRenderedPageBreak/>
-        <w:t>In this tutorial, you played around with an existing particle system to understand how it was set up. Next, you will create a new particle system from scratch.</w:t>
+        <w:t xml:space="preserve">In this </w:t>
+      </w:r>
+      <w:r>
+        <w:t>lab</w:t>
+      </w:r>
+      <w:r>
+        <w:t>, you played around with an existing particle system to understand how it was set up. Next, you will create a new particle system from scratch.</w:t>
       </w:r>
     </w:p>
     <w:p/>
@@ -1184,7 +1053,7 @@
 </file>
 
 <file path=word/numbering.xml><?xml version="1.0" encoding="utf-8"?>
-<w:numbering xmlns:wpc="http://schemas.microsoft.com/office/word/2010/wordprocessingCanvas" xmlns:cx="http://schemas.microsoft.com/office/drawing/2014/chartex" xmlns:cx1="http://schemas.microsoft.com/office/drawing/2015/9/8/chartex" xmlns:cx2="http://schemas.microsoft.com/office/drawing/2015/10/21/chartex" xmlns:cx3="http://schemas.microsoft.com/office/drawing/2016/5/9/chartex" xmlns:cx4="http://schemas.microsoft.com/office/drawing/2016/5/10/chartex" xmlns:cx5="http://schemas.microsoft.com/office/drawing/2016/5/11/chartex" xmlns:cx6="http://schemas.microsoft.com/office/drawing/2016/5/12/chartex" xmlns:cx7="http://schemas.microsoft.com/office/drawing/2016/5/13/chartex" xmlns:cx8="http://schemas.microsoft.com/office/drawing/2016/5/14/chartex" xmlns:mc="http://schemas.openxmlformats.org/markup-compatibility/2006" xmlns:aink="http://schemas.microsoft.com/office/drawing/2016/ink" xmlns:am3d="http://schemas.microsoft.com/office/drawing/2017/model3d" xmlns:o="urn:schemas-microsoft-com:office:office" xmlns:oel="http://schemas.microsoft.com/office/2019/extlst" xmlns:r="http://schemas.openxmlformats.org/officeDocument/2006/relationships" xmlns:m="http://schemas.openxmlformats.org/officeDocument/2006/math" xmlns:v="urn:schemas-microsoft-com:vml" xmlns:wp14="http://schemas.microsoft.com/office/word/2010/wordprocessingDrawing" xmlns:wp="http://schemas.openxmlformats.org/drawingml/2006/wordprocessingDrawing" xmlns:w10="urn:schemas-microsoft-com:office:word" xmlns:w="http://schemas.openxmlformats.org/wordprocessingml/2006/main" xmlns:w14="http://schemas.microsoft.com/office/word/2010/wordml" xmlns:w15="http://schemas.microsoft.com/office/word/2012/wordml" xmlns:w16cei="http://schemas.microsoft.com/office/word/2026/wordml/cei" xmlns:w16cex="http://schemas.microsoft.com/office/word/2018/wordml/cex" xmlns:w16cid="http://schemas.microsoft.com/office/word/2016/wordml/cid" xmlns:w16="http://schemas.microsoft.com/office/word/2018/wordml" xmlns:w16du="http://schemas.microsoft.com/office/word/2023/wordml/word16du" xmlns:w16sdtdh="http://schemas.microsoft.com/office/word/2020/wordml/sdtdatahash" xmlns:w16sdtfl="http://schemas.microsoft.com/office/word/2024/wordml/sdtformatlock" xmlns:w16se="http://schemas.microsoft.com/office/word/2015/wordml/symex" xmlns:wpg="http://schemas.microsoft.com/office/word/2010/wordprocessingGroup" xmlns:wpi="http://schemas.microsoft.com/office/word/2010/wordprocessingInk" xmlns:wne="http://schemas.microsoft.com/office/word/2006/wordml" xmlns:wps="http://schemas.microsoft.com/office/word/2010/wordprocessingShape" mc:Ignorable="w14 w15 w16se w16cid w16 w16cex w16sdtdh w16sdtfl w16du wp14">
+<w:numbering xmlns:wpc="http://schemas.microsoft.com/office/word/2010/wordprocessingCanvas" xmlns:cx="http://schemas.microsoft.com/office/drawing/2014/chartex" xmlns:cx1="http://schemas.microsoft.com/office/drawing/2015/9/8/chartex" xmlns:cx2="http://schemas.microsoft.com/office/drawing/2015/10/21/chartex" xmlns:cx3="http://schemas.microsoft.com/office/drawing/2016/5/9/chartex" xmlns:cx4="http://schemas.microsoft.com/office/drawing/2016/5/10/chartex" xmlns:cx5="http://schemas.microsoft.com/office/drawing/2016/5/11/chartex" xmlns:cx6="http://schemas.microsoft.com/office/drawing/2016/5/12/chartex" xmlns:cx7="http://schemas.microsoft.com/office/drawing/2016/5/13/chartex" xmlns:cx8="http://schemas.microsoft.com/office/drawing/2016/5/14/chartex" xmlns:mc="http://schemas.openxmlformats.org/markup-compatibility/2006" xmlns:aink="http://schemas.microsoft.com/office/drawing/2016/ink" xmlns:am3d="http://schemas.microsoft.com/office/drawing/2017/model3d" xmlns:o="urn:schemas-microsoft-com:office:office" xmlns:oel="http://schemas.microsoft.com/office/2019/extlst" xmlns:r="http://schemas.openxmlformats.org/officeDocument/2006/relationships" xmlns:m="http://schemas.openxmlformats.org/officeDocument/2006/math" xmlns:v="urn:schemas-microsoft-com:vml" xmlns:wp14="http://schemas.microsoft.com/office/word/2010/wordprocessingDrawing" xmlns:wp="http://schemas.openxmlformats.org/drawingml/2006/wordprocessingDrawing" xmlns:w10="urn:schemas-microsoft-com:office:word" xmlns:w="http://schemas.openxmlformats.org/wordprocessingml/2006/main" xmlns:w14="http://schemas.microsoft.com/office/word/2010/wordml" xmlns:w15="http://schemas.microsoft.com/office/word/2012/wordml" xmlns:w16cex="http://schemas.microsoft.com/office/word/2018/wordml/cex" xmlns:w16cid="http://schemas.microsoft.com/office/word/2016/wordml/cid" xmlns:w16="http://schemas.microsoft.com/office/word/2018/wordml" xmlns:w16du="http://schemas.microsoft.com/office/word/2023/wordml/word16du" xmlns:w16sdtdh="http://schemas.microsoft.com/office/word/2020/wordml/sdtdatahash" xmlns:w16sdtfl="http://schemas.microsoft.com/office/word/2024/wordml/sdtformatlock" xmlns:w16se="http://schemas.microsoft.com/office/word/2015/wordml/symex" xmlns:wpg="http://schemas.microsoft.com/office/word/2010/wordprocessingGroup" xmlns:wpi="http://schemas.microsoft.com/office/word/2010/wordprocessingInk" xmlns:wne="http://schemas.microsoft.com/office/word/2006/wordml" xmlns:wps="http://schemas.microsoft.com/office/word/2010/wordprocessingShape" mc:Ignorable="w14 w15 w16se w16cid w16 w16cex w16sdtdh w16sdtfl w16du wp14">
   <w:abstractNum w:abstractNumId="0" w15:restartNumberingAfterBreak="0">
     <w:nsid w:val="6667568D"/>
     <w:multiLevelType w:val="multilevel"/>
@@ -1943,6 +1812,7 @@
   <w:style w:type="character" w:default="1" w:styleId="DefaultParagraphFont">
     <w:name w:val="Default Paragraph Font"/>
     <w:uiPriority w:val="1"/>
+    <w:semiHidden/>
     <w:unhideWhenUsed/>
   </w:style>
   <w:style w:type="table" w:default="1" w:styleId="TableNormal">
